--- a/api/assets/pack_despido_files/20_Estado_de_Pago_de_Cotizaciones_Previsionales.docx
+++ b/api/assets/pack_despido_files/20_Estado_de_Pago_de_Cotizaciones_Previsionales.docx
@@ -10,52 +10,63 @@
         <w:tblLook w:firstColumn="1" w:firstRow="1" w:lastColumn="0" w:lastRow="0" w:noHBand="0" w:noVBand="1" w:val="04A0"/>
       </w:tblPr>
       <w:tblGrid>
-        <w:gridCol w:w="9360"/>
+        <w:gridCol w:w="6912"/>
+        <w:gridCol w:w="2880"/>
       </w:tblGrid>
       <w:tr>
+        <w:trPr>
+          <w:cantSplit/>
+        </w:trPr>
         <w:tc>
           <w:tcPr>
-            <w:tcW w:type="dxa" w:w="9936"/>
-            <w:shd w:fill="0F172A"/>
-            <w:tcMar>
-              <w:top w:w="200" w:type="dxa"/>
-              <w:bottom w:w="200" w:type="dxa"/>
-              <w:left w:w="240" w:type="dxa"/>
-              <w:right w:w="240" w:type="dxa"/>
-            </w:tcMar>
+            <w:tcW w:type="dxa" w:w="6912"/>
           </w:tcPr>
           <w:p>
             <w:pPr>
-              <w:jc w:val="center"/>
+              <w:spacing w:before="0" w:after="20"/>
             </w:pPr>
             <w:r>
               <w:rPr>
-                <w:rFonts w:ascii="Arial" w:hAnsi="Arial"/>
+                <w:rFonts w:ascii="Calibri" w:hAnsi="Calibri"/>
                 <w:b/>
-                <w:color w:val="38BDF8"/>
+                <w:color w:val="00382E"/>
                 <w:sz w:val="17"/>
               </w:rPr>
-              <w:t>CALCULOLABORAL.CL • PACK CARTAS DE DESPIDO 2026</w:t>
-              <w:br/>
+              <w:t>PACK CARTAS DE DESPIDO | CHILE 2026</w:t>
             </w:r>
+          </w:p>
+          <w:p>
+            <w:pPr>
+              <w:spacing w:before="0" w:after="40"/>
+            </w:pPr>
             <w:r>
               <w:rPr>
-                <w:rFonts w:ascii="Arial" w:hAnsi="Arial"/>
+                <w:rFonts w:ascii="Calibri" w:hAnsi="Calibri"/>
                 <w:b/>
-                <w:color w:val="FFFFFF"/>
-                <w:sz w:val="26"/>
+                <w:color w:val="0F172A"/>
+                <w:sz w:val="24"/>
               </w:rPr>
               <w:t>ESTADO DE PAGO DE COTIZACIONES PREVISIONALES</w:t>
             </w:r>
+          </w:p>
+        </w:tc>
+        <w:tc>
+          <w:tcPr>
+            <w:tcW w:type="dxa" w:w="2880"/>
+          </w:tcPr>
+          <w:p>
+            <w:pPr>
+              <w:spacing w:before="0" w:after="0"/>
+              <w:jc w:val="right"/>
+            </w:pPr>
             <w:r>
               <w:rPr>
-                <w:rFonts w:ascii="Arial" w:hAnsi="Arial"/>
-                <w:i/>
-                <w:color w:val="CBD5E1"/>
-                <w:sz w:val="19"/>
+                <w:rFonts w:ascii="Calibri" w:hAnsi="Calibri"/>
+                <w:b/>
+                <w:color w:val="64748B"/>
+                <w:sz w:val="17"/>
               </w:rPr>
-              <w:br/>
-              <w:t>Anexo a la carta de término (Art. 162 del Código del Trabajo)</w:t>
+              <w:t>DESPIDO-20</w:t>
             </w:r>
           </w:p>
         </w:tc>
@@ -63,7 +74,958 @@
     </w:tbl>
     <w:p>
       <w:pPr>
-        <w:spacing w:after="400"/>
+        <w:keepNext/>
+        <w:pBdr>
+          <w:bottom w:val="single" w:sz="12" w:space="1" w:color="00382E"/>
+        </w:pBdr>
+        <w:spacing w:before="0" w:after="160" w:line="120" w:lineRule="exact"/>
+      </w:pPr>
+      <w:r>
+        <w:rPr>
+          <w:rFonts w:ascii="Calibri" w:hAnsi="Calibri" w:cs="Calibri"/>
+          <w:color w:val="E2E8F0"/>
+          <w:sz w:val="15"/>
+        </w:rPr>
+        <w:t/>
+      </w:r>
+    </w:p>
+    <w:tbl>
+      <w:tblPr>
+        <w:tblW w:type="auto" w:w="0"/>
+        <w:jc w:val="center"/>
+        <w:tblLayout w:type="fixed"/>
+        <w:tblLook w:firstColumn="1" w:firstRow="1" w:lastColumn="0" w:lastRow="0" w:noHBand="0" w:noVBand="1" w:val="04A0"/>
+      </w:tblPr>
+      <w:tblGrid>
+        <w:gridCol w:w="9792"/>
+      </w:tblGrid>
+      <w:tr>
+        <w:trPr>
+          <w:cantSplit/>
+        </w:trPr>
+        <w:tc>
+          <w:tcPr>
+            <w:tcW w:type="dxa" w:w="9792"/>
+            <w:tcBorders>
+              <w:top w:val="single" w:sz="4" w:space="0" w:color="ADD6C9"/>
+              <w:left w:val="single" w:sz="4" w:space="0" w:color="ADD6C9"/>
+              <w:bottom w:val="single" w:sz="4" w:space="0" w:color="ADD6C9"/>
+              <w:right w:val="single" w:sz="4" w:space="0" w:color="ADD6C9"/>
+            </w:tcBorders>
+            <w:shd w:fill="EEF6F3"/>
+            <w:tcMar>
+              <w:top w:w="120" w:type="dxa"/>
+              <w:bottom w:w="120" w:type="dxa"/>
+              <w:left w:w="160" w:type="dxa"/>
+              <w:right w:w="160" w:type="dxa"/>
+            </w:tcMar>
+          </w:tcPr>
+          <w:p>
+            <w:pPr>
+              <w:spacing w:before="0" w:after="40"/>
+            </w:pPr>
+            <w:r>
+              <w:rPr>
+                <w:rFonts w:ascii="Calibri" w:hAnsi="Calibri"/>
+                <w:b/>
+                <w:color w:val="0F172A"/>
+                <w:sz w:val="17"/>
+              </w:rPr>
+              <w:t>INSTRUCCIONES PARA EL EMPLEADOR</w:t>
+            </w:r>
+          </w:p>
+          <w:p>
+            <w:pPr>
+              <w:spacing w:before="0" w:after="30"/>
+            </w:pPr>
+            <w:r>
+              <w:rPr>
+                <w:rFonts w:ascii="Calibri" w:hAnsi="Calibri"/>
+                <w:color w:val="475569"/>
+                <w:sz w:val="16"/>
+              </w:rPr>
+              <w:t>• Si al momento del despido no están pagadas las cotizaciones, el despido no produce el efecto de poner término al contrato y debes seguir pagando las remuneraciones hasta convalidarlo (Art. 162).</w:t>
+            </w:r>
+          </w:p>
+          <w:p>
+            <w:pPr>
+              <w:spacing w:before="0" w:after="30"/>
+            </w:pPr>
+            <w:r>
+              <w:rPr>
+                <w:rFonts w:ascii="Calibri" w:hAnsi="Calibri"/>
+                <w:color w:val="475569"/>
+                <w:sz w:val="16"/>
+              </w:rPr>
+              <w:t>• Completa una línea por institución con los datos del comprobante de Previred y adjunta los comprobantes.</w:t>
+            </w:r>
+          </w:p>
+          <w:p>
+            <w:pPr>
+              <w:spacing w:before="0" w:after="30"/>
+            </w:pPr>
+            <w:r>
+              <w:rPr>
+                <w:rFonts w:ascii="Calibri" w:hAnsi="Calibri"/>
+                <w:color w:val="475569"/>
+                <w:sz w:val="16"/>
+              </w:rPr>
+              <w:t>• Revisa que las cotizaciones estén efectivamente pagadas, no solo declaradas.</w:t>
+            </w:r>
+          </w:p>
+        </w:tc>
+      </w:tr>
+    </w:tbl>
+    <w:p>
+      <w:pPr>
+        <w:keepNext/>
+        <w:spacing w:before="0" w:after="80"/>
+      </w:pPr>
+    </w:p>
+    <w:p>
+      <w:pPr>
+        <w:keepNext/>
+        <w:spacing w:before="120" w:after="40"/>
+      </w:pPr>
+      <w:r>
+        <w:rPr>
+          <w:rFonts w:ascii="Calibri" w:hAnsi="Calibri"/>
+          <w:b/>
+          <w:color w:val="1E293B"/>
+          <w:sz w:val="20"/>
+        </w:rPr>
+        <w:t>ANTES DE ENVIAR, REVISA</w:t>
+      </w:r>
+    </w:p>
+    <w:p>
+      <w:pPr>
+        <w:spacing w:before="40" w:after="80"/>
+      </w:pPr>
+      <w:r>
+        <w:rPr>
+          <w:rFonts w:ascii="Calibri" w:hAnsi="Calibri"/>
+          <w:b w:val="0"/>
+          <w:color w:val="0F172A"/>
+          <w:sz w:val="20"/>
+        </w:rPr>
+        <w:t>☐  Completé todos los campos resaltados en amarillo y borré las alternativas que no aplican.</w:t>
+      </w:r>
+    </w:p>
+    <w:p>
+      <w:pPr>
+        <w:spacing w:before="40" w:after="80"/>
+      </w:pPr>
+      <w:r>
+        <w:rPr>
+          <w:rFonts w:ascii="Calibri" w:hAnsi="Calibri"/>
+          <w:b w:val="0"/>
+          <w:color w:val="0F172A"/>
+          <w:sz w:val="20"/>
+        </w:rPr>
+        <w:t>☐  Quité el resaltado amarillo del texto final.</w:t>
+      </w:r>
+    </w:p>
+    <w:p>
+      <w:pPr>
+        <w:spacing w:before="40" w:after="80"/>
+      </w:pPr>
+      <w:r>
+        <w:rPr>
+          <w:rFonts w:ascii="Calibri" w:hAnsi="Calibri"/>
+          <w:b w:val="0"/>
+          <w:color w:val="0F172A"/>
+          <w:sz w:val="20"/>
+        </w:rPr>
+        <w:t>☐  Las cotizaciones están pagadas y tengo los comprobantes para adjuntar.</w:t>
+      </w:r>
+    </w:p>
+    <w:p>
+      <w:pPr>
+        <w:spacing w:before="40" w:after="80"/>
+      </w:pPr>
+      <w:r>
+        <w:rPr>
+          <w:rFonts w:ascii="Calibri" w:hAnsi="Calibri"/>
+          <w:b w:val="0"/>
+          <w:color w:val="0F172A"/>
+          <w:sz w:val="20"/>
+        </w:rPr>
+        <w:t>☐  Imprimo desde la página siguiente: esta hoja de instrucciones no se envía.</w:t>
+      </w:r>
+    </w:p>
+    <w:p>
+      <w:pPr>
+        <w:spacing w:before="40" w:after="80"/>
+      </w:pPr>
+      <w:r>
+        <w:rPr>
+          <w:rFonts w:ascii="Calibri" w:hAnsi="Calibri"/>
+          <w:b w:val="0"/>
+          <w:color w:val="0F172A"/>
+          <w:sz w:val="20"/>
+        </w:rPr>
+        <w:t>☐  Guardaré una copia firmada y el comprobante de envío (Correos o recepción en mano).</w:t>
+      </w:r>
+    </w:p>
+    <w:p>
+      <w:pPr>
+        <w:spacing w:before="40" w:after="80"/>
+      </w:pPr>
+      <w:r>
+        <w:rPr>
+          <w:rFonts w:ascii="Calibri" w:hAnsi="Calibri"/>
+          <w:b w:val="0"/>
+          <w:color w:val="0F172A"/>
+          <w:sz w:val="20"/>
+        </w:rPr>
+        <w:t>Versión 2026.10 (octubre de 2026). Modelo de referencia basado en el Código del Trabajo vigente a esa fecha; no constituye asesoría legal. Si tu caso tiene particularidades (fuero, denuncias de acoso, montos altos), revísalo con un abogado antes de enviar la carta.</w:t>
+      </w:r>
+    </w:p>
+    <w:p>
+      <w:pPr>
+        <w:sectPr>
+          <w:footerReference w:type="default" r:id="rId9"/>
+          <w:pgSz w:w="12240" w:h="15840"/>
+          <w:pgMar w:top="936" w:right="936" w:bottom="936" w:left="936" w:header="720" w:footer="720" w:gutter="0"/>
+          <w:cols w:space="720"/>
+          <w:docGrid w:linePitch="360"/>
+        </w:sectPr>
+      </w:pPr>
+    </w:p>
+    <w:p>
+      <w:pPr>
+        <w:spacing w:before="0" w:after="200"/>
+        <w:jc w:val="center"/>
+      </w:pPr>
+      <w:r>
+        <w:rPr>
+          <w:rFonts w:ascii="Calibri" w:hAnsi="Calibri"/>
+          <w:b/>
+          <w:color w:val="00382E"/>
+          <w:sz w:val="26"/>
+        </w:rPr>
+        <w:t xml:space="preserve">ESTADO DE PAGO DE COTIZACIONES PREVISIONALES</w:t>
+      </w:r>
+    </w:p>
+    <w:p>
+      <w:pPr>
+        <w:spacing w:before="40" w:after="80"/>
+      </w:pPr>
+      <w:r>
+        <w:rPr>
+          <w:rFonts w:ascii="Calibri" w:hAnsi="Calibri"/>
+          <w:b/>
+          <w:color w:val="0F172A"/>
+          <w:sz w:val="20"/>
+          <w:highlight w:val="yellow"/>
+        </w:rPr>
+        <w:t xml:space="preserve">[CIUDAD]</w:t>
+      </w:r>
+      <w:r>
+        <w:rPr>
+          <w:rFonts w:ascii="Calibri" w:hAnsi="Calibri"/>
+          <w:b/>
+          <w:color w:val="0F172A"/>
+          <w:sz w:val="20"/>
+        </w:rPr>
+        <w:t xml:space="preserve">, </w:t>
+      </w:r>
+      <w:r>
+        <w:rPr>
+          <w:rFonts w:ascii="Calibri" w:hAnsi="Calibri"/>
+          <w:b/>
+          <w:color w:val="0F172A"/>
+          <w:sz w:val="20"/>
+          <w:highlight w:val="yellow"/>
+        </w:rPr>
+        <w:t xml:space="preserve">[DÍA]</w:t>
+      </w:r>
+      <w:r>
+        <w:rPr>
+          <w:rFonts w:ascii="Calibri" w:hAnsi="Calibri"/>
+          <w:b/>
+          <w:color w:val="0F172A"/>
+          <w:sz w:val="20"/>
+        </w:rPr>
+        <w:t xml:space="preserve"> de </w:t>
+      </w:r>
+      <w:r>
+        <w:rPr>
+          <w:rFonts w:ascii="Calibri" w:hAnsi="Calibri"/>
+          <w:b/>
+          <w:color w:val="0F172A"/>
+          <w:sz w:val="20"/>
+          <w:highlight w:val="yellow"/>
+        </w:rPr>
+        <w:t xml:space="preserve">[MES]</w:t>
+      </w:r>
+      <w:r>
+        <w:rPr>
+          <w:rFonts w:ascii="Calibri" w:hAnsi="Calibri"/>
+          <w:b/>
+          <w:color w:val="0F172A"/>
+          <w:sz w:val="20"/>
+        </w:rPr>
+        <w:t xml:space="preserve"> de </w:t>
+      </w:r>
+      <w:r>
+        <w:rPr>
+          <w:rFonts w:ascii="Calibri" w:hAnsi="Calibri"/>
+          <w:b/>
+          <w:color w:val="0F172A"/>
+          <w:sz w:val="20"/>
+          <w:highlight w:val="yellow"/>
+        </w:rPr>
+        <w:t xml:space="preserve">[AÑO]</w:t>
+      </w:r>
+      <w:r>
+        <w:rPr>
+          <w:rFonts w:ascii="Calibri" w:hAnsi="Calibri"/>
+          <w:b/>
+          <w:color w:val="0F172A"/>
+          <w:sz w:val="20"/>
+        </w:rPr>
+        <w:t xml:space="preserve">.</w:t>
+      </w:r>
+    </w:p>
+    <w:p>
+      <w:pPr>
+        <w:spacing w:before="40" w:after="80"/>
+      </w:pPr>
+      <w:r>
+        <w:rPr>
+          <w:rFonts w:ascii="Calibri" w:hAnsi="Calibri"/>
+          <w:b/>
+          <w:color w:val="0F172A"/>
+          <w:sz w:val="20"/>
+        </w:rPr>
+        <w:t xml:space="preserve">Trabajador/a: </w:t>
+      </w:r>
+      <w:r>
+        <w:rPr>
+          <w:rFonts w:ascii="Calibri" w:hAnsi="Calibri"/>
+          <w:b w:val="0"/>
+          <w:color w:val="0F172A"/>
+          <w:sz w:val="20"/>
+          <w:highlight w:val="yellow"/>
+        </w:rPr>
+        <w:t xml:space="preserve">[NOMBRE COMPLETO]</w:t>
+      </w:r>
+      <w:r>
+        <w:rPr>
+          <w:rFonts w:ascii="Calibri" w:hAnsi="Calibri"/>
+          <w:b w:val="0"/>
+          <w:color w:val="0F172A"/>
+          <w:sz w:val="20"/>
+        </w:rPr>
+        <w:t xml:space="preserve">   R.U.T.: </w:t>
+      </w:r>
+      <w:r>
+        <w:rPr>
+          <w:rFonts w:ascii="Calibri" w:hAnsi="Calibri"/>
+          <w:b w:val="0"/>
+          <w:color w:val="0F172A"/>
+          <w:sz w:val="20"/>
+          <w:highlight w:val="yellow"/>
+        </w:rPr>
+        <w:t xml:space="preserve">[RUT]</w:t>
+      </w:r>
+      <w:r>
+        <w:rPr>
+          <w:rFonts w:ascii="Calibri" w:hAnsi="Calibri"/>
+          <w:b w:val="0"/>
+          <w:color w:val="0F172A"/>
+          <w:sz w:val="20"/>
+        </w:rPr>
+        <w:t xml:space="preserve">   Cargo: </w:t>
+      </w:r>
+      <w:r>
+        <w:rPr>
+          <w:rFonts w:ascii="Calibri" w:hAnsi="Calibri"/>
+          <w:b w:val="0"/>
+          <w:color w:val="0F172A"/>
+          <w:sz w:val="20"/>
+          <w:highlight w:val="yellow"/>
+        </w:rPr>
+        <w:t xml:space="preserve">[CARGO]</w:t>
+      </w:r>
+    </w:p>
+    <w:p>
+      <w:pPr>
+        <w:spacing w:before="40" w:after="80"/>
+      </w:pPr>
+      <w:r>
+        <w:rPr>
+          <w:rFonts w:ascii="Calibri" w:hAnsi="Calibri"/>
+          <w:b/>
+          <w:color w:val="0F172A"/>
+          <w:sz w:val="20"/>
+        </w:rPr>
+        <w:t xml:space="preserve">Empleador: </w:t>
+      </w:r>
+      <w:r>
+        <w:rPr>
+          <w:rFonts w:ascii="Calibri" w:hAnsi="Calibri"/>
+          <w:b w:val="0"/>
+          <w:color w:val="0F172A"/>
+          <w:sz w:val="20"/>
+          <w:highlight w:val="yellow"/>
+        </w:rPr>
+        <w:t xml:space="preserve">[RAZÓN SOCIAL EMPRESA]</w:t>
+      </w:r>
+      <w:r>
+        <w:rPr>
+          <w:rFonts w:ascii="Calibri" w:hAnsi="Calibri"/>
+          <w:b w:val="0"/>
+          <w:color w:val="0F172A"/>
+          <w:sz w:val="20"/>
+        </w:rPr>
+        <w:t xml:space="preserve">   R.U.T.: </w:t>
+      </w:r>
+      <w:r>
+        <w:rPr>
+          <w:rFonts w:ascii="Calibri" w:hAnsi="Calibri"/>
+          <w:b w:val="0"/>
+          <w:color w:val="0F172A"/>
+          <w:sz w:val="20"/>
+          <w:highlight w:val="yellow"/>
+        </w:rPr>
+        <w:t xml:space="preserve">[RUT EMPRESA]</w:t>
+      </w:r>
+    </w:p>
+    <w:p>
+      <w:pPr>
+        <w:spacing w:before="40" w:after="80"/>
+      </w:pPr>
+      <w:r>
+        <w:rPr>
+          <w:rFonts w:ascii="Calibri" w:hAnsi="Calibri"/>
+          <w:b/>
+          <w:color w:val="0F172A"/>
+          <w:sz w:val="20"/>
+        </w:rPr>
+        <w:t xml:space="preserve">Período informado: </w:t>
+      </w:r>
+      <w:r>
+        <w:rPr>
+          <w:rFonts w:ascii="Calibri" w:hAnsi="Calibri"/>
+          <w:b w:val="0"/>
+          <w:color w:val="0F172A"/>
+          <w:sz w:val="20"/>
+        </w:rPr>
+        <w:t xml:space="preserve">desde </w:t>
+      </w:r>
+      <w:r>
+        <w:rPr>
+          <w:rFonts w:ascii="Calibri" w:hAnsi="Calibri"/>
+          <w:b w:val="0"/>
+          <w:color w:val="0F172A"/>
+          <w:sz w:val="20"/>
+          <w:highlight w:val="yellow"/>
+        </w:rPr>
+        <w:t xml:space="preserve">[MES Y AÑO DE INICIO]</w:t>
+      </w:r>
+      <w:r>
+        <w:rPr>
+          <w:rFonts w:ascii="Calibri" w:hAnsi="Calibri"/>
+          <w:b w:val="0"/>
+          <w:color w:val="0F172A"/>
+          <w:sz w:val="20"/>
+        </w:rPr>
+        <w:t xml:space="preserve"> hasta </w:t>
+      </w:r>
+      <w:r>
+        <w:rPr>
+          <w:rFonts w:ascii="Calibri" w:hAnsi="Calibri"/>
+          <w:b w:val="0"/>
+          <w:color w:val="0F172A"/>
+          <w:sz w:val="20"/>
+          <w:highlight w:val="yellow"/>
+        </w:rPr>
+        <w:t xml:space="preserve">[MES Y AÑO ANTERIOR AL TÉRMINO]</w:t>
+      </w:r>
+      <w:r>
+        <w:rPr>
+          <w:rFonts w:ascii="Calibri" w:hAnsi="Calibri"/>
+          <w:b w:val="0"/>
+          <w:color w:val="0F172A"/>
+          <w:sz w:val="20"/>
+        </w:rPr>
+        <w:t xml:space="preserve">.</w:t>
+      </w:r>
+    </w:p>
+    <w:p>
+      <w:pPr>
+        <w:keepNext/>
+        <w:spacing w:before="120" w:after="40"/>
+      </w:pPr>
+      <w:r>
+        <w:rPr>
+          <w:rFonts w:ascii="Calibri" w:hAnsi="Calibri"/>
+          <w:b/>
+          <w:color w:val="1E293B"/>
+          <w:sz w:val="20"/>
+        </w:rPr>
+        <w:t>Estado de pago por institución:</w:t>
+      </w:r>
+    </w:p>
+    <w:p>
+      <w:pPr>
+        <w:spacing w:before="40" w:after="80"/>
+      </w:pPr>
+      <w:r>
+        <w:rPr>
+          <w:rFonts w:ascii="Calibri" w:hAnsi="Calibri"/>
+          <w:b/>
+          <w:color w:val="0F172A"/>
+          <w:sz w:val="20"/>
+        </w:rPr>
+        <w:t xml:space="preserve">AFP </w:t>
+      </w:r>
+      <w:r>
+        <w:rPr>
+          <w:rFonts w:ascii="Calibri" w:hAnsi="Calibri"/>
+          <w:b/>
+          <w:color w:val="0F172A"/>
+          <w:sz w:val="20"/>
+          <w:highlight w:val="yellow"/>
+        </w:rPr>
+        <w:t xml:space="preserve">[NOMBRE]</w:t>
+      </w:r>
+      <w:r>
+        <w:rPr>
+          <w:rFonts w:ascii="Calibri" w:hAnsi="Calibri"/>
+          <w:b/>
+          <w:color w:val="0F172A"/>
+          <w:sz w:val="20"/>
+        </w:rPr>
+        <w:t xml:space="preserve">: </w:t>
+      </w:r>
+      <w:r>
+        <w:rPr>
+          <w:rFonts w:ascii="Calibri" w:hAnsi="Calibri"/>
+          <w:b w:val="0"/>
+          <w:color w:val="0F172A"/>
+          <w:sz w:val="20"/>
+        </w:rPr>
+        <w:t xml:space="preserve">pagada hasta </w:t>
+      </w:r>
+      <w:r>
+        <w:rPr>
+          <w:rFonts w:ascii="Calibri" w:hAnsi="Calibri"/>
+          <w:b w:val="0"/>
+          <w:color w:val="0F172A"/>
+          <w:sz w:val="20"/>
+          <w:highlight w:val="yellow"/>
+        </w:rPr>
+        <w:t xml:space="preserve">[MES/AÑO]</w:t>
+      </w:r>
+      <w:r>
+        <w:rPr>
+          <w:rFonts w:ascii="Calibri" w:hAnsi="Calibri"/>
+          <w:b w:val="0"/>
+          <w:color w:val="0F172A"/>
+          <w:sz w:val="20"/>
+        </w:rPr>
+        <w:t xml:space="preserve">. Comprobante N° </w:t>
+      </w:r>
+      <w:r>
+        <w:rPr>
+          <w:rFonts w:ascii="Calibri" w:hAnsi="Calibri"/>
+          <w:b w:val="0"/>
+          <w:color w:val="0F172A"/>
+          <w:sz w:val="20"/>
+          <w:highlight w:val="yellow"/>
+        </w:rPr>
+        <w:t xml:space="preserve">[NÚMERO]</w:t>
+      </w:r>
+      <w:r>
+        <w:rPr>
+          <w:rFonts w:ascii="Calibri" w:hAnsi="Calibri"/>
+          <w:b w:val="0"/>
+          <w:color w:val="0F172A"/>
+          <w:sz w:val="20"/>
+        </w:rPr>
+        <w:t xml:space="preserve"> de fecha </w:t>
+      </w:r>
+      <w:r>
+        <w:rPr>
+          <w:rFonts w:ascii="Calibri" w:hAnsi="Calibri"/>
+          <w:b w:val="0"/>
+          <w:color w:val="0F172A"/>
+          <w:sz w:val="20"/>
+          <w:highlight w:val="yellow"/>
+        </w:rPr>
+        <w:t xml:space="preserve">[FECHA]</w:t>
+      </w:r>
+      <w:r>
+        <w:rPr>
+          <w:rFonts w:ascii="Calibri" w:hAnsi="Calibri"/>
+          <w:b w:val="0"/>
+          <w:color w:val="0F172A"/>
+          <w:sz w:val="20"/>
+        </w:rPr>
+        <w:t xml:space="preserve">.</w:t>
+      </w:r>
+    </w:p>
+    <w:p>
+      <w:pPr>
+        <w:spacing w:before="40" w:after="80"/>
+      </w:pPr>
+      <w:r>
+        <w:rPr>
+          <w:rFonts w:ascii="Calibri" w:hAnsi="Calibri"/>
+          <w:b/>
+          <w:color w:val="0F172A"/>
+          <w:sz w:val="20"/>
+        </w:rPr>
+        <w:t xml:space="preserve">Salud </w:t>
+      </w:r>
+      <w:r>
+        <w:rPr>
+          <w:rFonts w:ascii="Calibri" w:hAnsi="Calibri"/>
+          <w:b/>
+          <w:color w:val="0F172A"/>
+          <w:sz w:val="20"/>
+          <w:highlight w:val="yellow"/>
+        </w:rPr>
+        <w:t xml:space="preserve">[FONASA / ISAPRE NOMBRE]</w:t>
+      </w:r>
+      <w:r>
+        <w:rPr>
+          <w:rFonts w:ascii="Calibri" w:hAnsi="Calibri"/>
+          <w:b/>
+          <w:color w:val="0F172A"/>
+          <w:sz w:val="20"/>
+        </w:rPr>
+        <w:t xml:space="preserve">: </w:t>
+      </w:r>
+      <w:r>
+        <w:rPr>
+          <w:rFonts w:ascii="Calibri" w:hAnsi="Calibri"/>
+          <w:b w:val="0"/>
+          <w:color w:val="0F172A"/>
+          <w:sz w:val="20"/>
+        </w:rPr>
+        <w:t xml:space="preserve">pagada hasta </w:t>
+      </w:r>
+      <w:r>
+        <w:rPr>
+          <w:rFonts w:ascii="Calibri" w:hAnsi="Calibri"/>
+          <w:b w:val="0"/>
+          <w:color w:val="0F172A"/>
+          <w:sz w:val="20"/>
+          <w:highlight w:val="yellow"/>
+        </w:rPr>
+        <w:t xml:space="preserve">[MES/AÑO]</w:t>
+      </w:r>
+      <w:r>
+        <w:rPr>
+          <w:rFonts w:ascii="Calibri" w:hAnsi="Calibri"/>
+          <w:b w:val="0"/>
+          <w:color w:val="0F172A"/>
+          <w:sz w:val="20"/>
+        </w:rPr>
+        <w:t xml:space="preserve">. Comprobante N° </w:t>
+      </w:r>
+      <w:r>
+        <w:rPr>
+          <w:rFonts w:ascii="Calibri" w:hAnsi="Calibri"/>
+          <w:b w:val="0"/>
+          <w:color w:val="0F172A"/>
+          <w:sz w:val="20"/>
+          <w:highlight w:val="yellow"/>
+        </w:rPr>
+        <w:t xml:space="preserve">[NÚMERO]</w:t>
+      </w:r>
+      <w:r>
+        <w:rPr>
+          <w:rFonts w:ascii="Calibri" w:hAnsi="Calibri"/>
+          <w:b w:val="0"/>
+          <w:color w:val="0F172A"/>
+          <w:sz w:val="20"/>
+        </w:rPr>
+        <w:t xml:space="preserve"> de fecha </w:t>
+      </w:r>
+      <w:r>
+        <w:rPr>
+          <w:rFonts w:ascii="Calibri" w:hAnsi="Calibri"/>
+          <w:b w:val="0"/>
+          <w:color w:val="0F172A"/>
+          <w:sz w:val="20"/>
+          <w:highlight w:val="yellow"/>
+        </w:rPr>
+        <w:t xml:space="preserve">[FECHA]</w:t>
+      </w:r>
+      <w:r>
+        <w:rPr>
+          <w:rFonts w:ascii="Calibri" w:hAnsi="Calibri"/>
+          <w:b w:val="0"/>
+          <w:color w:val="0F172A"/>
+          <w:sz w:val="20"/>
+        </w:rPr>
+        <w:t xml:space="preserve">.</w:t>
+      </w:r>
+    </w:p>
+    <w:p>
+      <w:pPr>
+        <w:spacing w:before="40" w:after="80"/>
+      </w:pPr>
+      <w:r>
+        <w:rPr>
+          <w:rFonts w:ascii="Calibri" w:hAnsi="Calibri"/>
+          <w:b/>
+          <w:color w:val="0F172A"/>
+          <w:sz w:val="20"/>
+        </w:rPr>
+        <w:t xml:space="preserve">Seguro de Cesantía (AFC): </w:t>
+      </w:r>
+      <w:r>
+        <w:rPr>
+          <w:rFonts w:ascii="Calibri" w:hAnsi="Calibri"/>
+          <w:b w:val="0"/>
+          <w:color w:val="0F172A"/>
+          <w:sz w:val="20"/>
+        </w:rPr>
+        <w:t xml:space="preserve">pagado hasta </w:t>
+      </w:r>
+      <w:r>
+        <w:rPr>
+          <w:rFonts w:ascii="Calibri" w:hAnsi="Calibri"/>
+          <w:b w:val="0"/>
+          <w:color w:val="0F172A"/>
+          <w:sz w:val="20"/>
+          <w:highlight w:val="yellow"/>
+        </w:rPr>
+        <w:t xml:space="preserve">[MES/AÑO]</w:t>
+      </w:r>
+      <w:r>
+        <w:rPr>
+          <w:rFonts w:ascii="Calibri" w:hAnsi="Calibri"/>
+          <w:b w:val="0"/>
+          <w:color w:val="0F172A"/>
+          <w:sz w:val="20"/>
+        </w:rPr>
+        <w:t xml:space="preserve">. Comprobante N° </w:t>
+      </w:r>
+      <w:r>
+        <w:rPr>
+          <w:rFonts w:ascii="Calibri" w:hAnsi="Calibri"/>
+          <w:b w:val="0"/>
+          <w:color w:val="0F172A"/>
+          <w:sz w:val="20"/>
+          <w:highlight w:val="yellow"/>
+        </w:rPr>
+        <w:t xml:space="preserve">[NÚMERO]</w:t>
+      </w:r>
+      <w:r>
+        <w:rPr>
+          <w:rFonts w:ascii="Calibri" w:hAnsi="Calibri"/>
+          <w:b w:val="0"/>
+          <w:color w:val="0F172A"/>
+          <w:sz w:val="20"/>
+        </w:rPr>
+        <w:t xml:space="preserve"> de fecha </w:t>
+      </w:r>
+      <w:r>
+        <w:rPr>
+          <w:rFonts w:ascii="Calibri" w:hAnsi="Calibri"/>
+          <w:b w:val="0"/>
+          <w:color w:val="0F172A"/>
+          <w:sz w:val="20"/>
+          <w:highlight w:val="yellow"/>
+        </w:rPr>
+        <w:t xml:space="preserve">[FECHA]</w:t>
+      </w:r>
+      <w:r>
+        <w:rPr>
+          <w:rFonts w:ascii="Calibri" w:hAnsi="Calibri"/>
+          <w:b w:val="0"/>
+          <w:color w:val="0F172A"/>
+          <w:sz w:val="20"/>
+        </w:rPr>
+        <w:t xml:space="preserve">.</w:t>
+      </w:r>
+    </w:p>
+    <w:p>
+      <w:pPr>
+        <w:spacing w:before="40" w:after="80"/>
+      </w:pPr>
+      <w:r>
+        <w:rPr>
+          <w:rFonts w:ascii="Calibri" w:hAnsi="Calibri"/>
+          <w:b/>
+          <w:color w:val="0F172A"/>
+          <w:sz w:val="20"/>
+        </w:rPr>
+        <w:t xml:space="preserve">Seguro de accidentes del trabajo </w:t>
+      </w:r>
+      <w:r>
+        <w:rPr>
+          <w:rFonts w:ascii="Calibri" w:hAnsi="Calibri"/>
+          <w:b/>
+          <w:color w:val="0F172A"/>
+          <w:sz w:val="20"/>
+          <w:highlight w:val="yellow"/>
+        </w:rPr>
+        <w:t xml:space="preserve">[MUTUAL / ISL]</w:t>
+      </w:r>
+      <w:r>
+        <w:rPr>
+          <w:rFonts w:ascii="Calibri" w:hAnsi="Calibri"/>
+          <w:b/>
+          <w:color w:val="0F172A"/>
+          <w:sz w:val="20"/>
+        </w:rPr>
+        <w:t xml:space="preserve">: </w:t>
+      </w:r>
+      <w:r>
+        <w:rPr>
+          <w:rFonts w:ascii="Calibri" w:hAnsi="Calibri"/>
+          <w:b w:val="0"/>
+          <w:color w:val="0F172A"/>
+          <w:sz w:val="20"/>
+        </w:rPr>
+        <w:t xml:space="preserve">pagado hasta </w:t>
+      </w:r>
+      <w:r>
+        <w:rPr>
+          <w:rFonts w:ascii="Calibri" w:hAnsi="Calibri"/>
+          <w:b w:val="0"/>
+          <w:color w:val="0F172A"/>
+          <w:sz w:val="20"/>
+          <w:highlight w:val="yellow"/>
+        </w:rPr>
+        <w:t xml:space="preserve">[MES/AÑO]</w:t>
+      </w:r>
+      <w:r>
+        <w:rPr>
+          <w:rFonts w:ascii="Calibri" w:hAnsi="Calibri"/>
+          <w:b w:val="0"/>
+          <w:color w:val="0F172A"/>
+          <w:sz w:val="20"/>
+        </w:rPr>
+        <w:t xml:space="preserve">. Comprobante N° </w:t>
+      </w:r>
+      <w:r>
+        <w:rPr>
+          <w:rFonts w:ascii="Calibri" w:hAnsi="Calibri"/>
+          <w:b w:val="0"/>
+          <w:color w:val="0F172A"/>
+          <w:sz w:val="20"/>
+          <w:highlight w:val="yellow"/>
+        </w:rPr>
+        <w:t xml:space="preserve">[NÚMERO]</w:t>
+      </w:r>
+      <w:r>
+        <w:rPr>
+          <w:rFonts w:ascii="Calibri" w:hAnsi="Calibri"/>
+          <w:b w:val="0"/>
+          <w:color w:val="0F172A"/>
+          <w:sz w:val="20"/>
+        </w:rPr>
+        <w:t xml:space="preserve"> de fecha </w:t>
+      </w:r>
+      <w:r>
+        <w:rPr>
+          <w:rFonts w:ascii="Calibri" w:hAnsi="Calibri"/>
+          <w:b w:val="0"/>
+          <w:color w:val="0F172A"/>
+          <w:sz w:val="20"/>
+          <w:highlight w:val="yellow"/>
+        </w:rPr>
+        <w:t xml:space="preserve">[FECHA]</w:t>
+      </w:r>
+      <w:r>
+        <w:rPr>
+          <w:rFonts w:ascii="Calibri" w:hAnsi="Calibri"/>
+          <w:b w:val="0"/>
+          <w:color w:val="0F172A"/>
+          <w:sz w:val="20"/>
+        </w:rPr>
+        <w:t xml:space="preserve">.</w:t>
+      </w:r>
+    </w:p>
+    <w:p>
+      <w:pPr>
+        <w:spacing w:before="40" w:after="80"/>
+      </w:pPr>
+      <w:r>
+        <w:rPr>
+          <w:rFonts w:ascii="Calibri" w:hAnsi="Calibri"/>
+          <w:b/>
+          <w:color w:val="0F172A"/>
+          <w:sz w:val="20"/>
+        </w:rPr>
+        <w:t xml:space="preserve">Otras (caja de compensación, APV u otras convenidas): </w:t>
+      </w:r>
+      <w:r>
+        <w:rPr>
+          <w:rFonts w:ascii="Calibri" w:hAnsi="Calibri"/>
+          <w:b w:val="0"/>
+          <w:color w:val="0F172A"/>
+          <w:sz w:val="20"/>
+          <w:highlight w:val="yellow"/>
+        </w:rPr>
+        <w:t xml:space="preserve">[DETALLE O "NO APLICA"]</w:t>
+      </w:r>
+      <w:r>
+        <w:rPr>
+          <w:rFonts w:ascii="Calibri" w:hAnsi="Calibri"/>
+          <w:b w:val="0"/>
+          <w:color w:val="0F172A"/>
+          <w:sz w:val="20"/>
+        </w:rPr>
+        <w:t xml:space="preserve">.</w:t>
+      </w:r>
+    </w:p>
+    <w:p>
+      <w:pPr>
+        <w:keepNext/>
+        <w:spacing w:before="120" w:after="40"/>
+      </w:pPr>
+      <w:r>
+        <w:rPr>
+          <w:rFonts w:ascii="Calibri" w:hAnsi="Calibri"/>
+          <w:b/>
+          <w:color w:val="1E293B"/>
+          <w:sz w:val="20"/>
+        </w:rPr>
+        <w:t>Declaración:</w:t>
+      </w:r>
+    </w:p>
+    <w:p>
+      <w:pPr>
+        <w:spacing w:before="40" w:after="80"/>
+      </w:pPr>
+      <w:r>
+        <w:rPr>
+          <w:rFonts w:ascii="Calibri" w:hAnsi="Calibri"/>
+          <w:b w:val="0"/>
+          <w:color w:val="0F172A"/>
+          <w:sz w:val="20"/>
+        </w:rPr>
+        <w:t>El empleador declara que las cotizaciones previsionales y de salud del trabajador se encuentran pagadas hasta el último día del mes anterior al término del contrato, y acompaña los comprobantes que lo acreditan.</w:t>
+      </w:r>
+    </w:p>
+    <w:p>
+      <w:pPr>
+        <w:spacing w:before="40" w:after="80"/>
+      </w:pPr>
+      <w:r>
+        <w:rPr>
+          <w:rFonts w:ascii="Calibri" w:hAnsi="Calibri"/>
+          <w:b w:val="0"/>
+          <w:color w:val="0F172A"/>
+          <w:sz w:val="20"/>
+        </w:rPr>
+        <w:t>Atentamente,</w:t>
+      </w:r>
+    </w:p>
+    <w:p>
+      <w:pPr>
+        <w:keepNext/>
+        <w:spacing w:before="0" w:after="80"/>
       </w:pPr>
     </w:p>
     <w:tbl>
@@ -74,367 +1036,233 @@
         <w:tblLook w:firstColumn="1" w:firstRow="1" w:lastColumn="0" w:lastRow="0" w:noHBand="0" w:noVBand="1" w:val="04A0"/>
       </w:tblPr>
       <w:tblGrid>
-        <w:gridCol w:w="9360"/>
+        <w:gridCol w:w="4896"/>
+        <w:gridCol w:w="4896"/>
       </w:tblGrid>
       <w:tr>
+        <w:trPr>
+          <w:cantSplit/>
+        </w:trPr>
         <w:tc>
           <w:tcPr>
-            <w:tcW w:type="dxa" w:w="9936"/>
-            <w:shd w:fill="F8FAFC"/>
+            <w:tcW w:type="dxa" w:w="4896"/>
             <w:tcMar>
-              <w:top w:w="140" w:type="dxa"/>
-              <w:bottom w:w="140" w:type="dxa"/>
-              <w:left w:w="180" w:type="dxa"/>
-              <w:right w:w="180" w:type="dxa"/>
+              <w:top w:w="60" w:type="dxa"/>
+              <w:bottom w:w="60" w:type="dxa"/>
+              <w:left w:w="100" w:type="dxa"/>
+              <w:right w:w="100" w:type="dxa"/>
             </w:tcMar>
           </w:tcPr>
           <w:p>
             <w:pPr>
-              <w:spacing w:after="0"/>
-            </w:pPr>
-            <w:r>
-              <w:rPr>
-                <w:rFonts w:ascii="Arial" w:hAnsi="Arial"/>
-                <w:color w:val="475569"/>
-                <w:sz w:val="18"/>
-              </w:rPr>
-              <w:t>📋 INSTRUCCIÓN PARA EL EMPLEADOR:</w:t>
-              <w:br/>
-              <w:t>1. Si al momento del despido no están pagadas las cotizaciones, el despido no produce el efecto de poner término al contrato y debes seguir pagando las remuneraciones hasta convalidarlo (Art. 162).</w:t>
-              <w:br/>
-              <w:t>2. Completa una línea por institución con los datos del comprobante de Previred y adjunta los comprobantes.</w:t>
-              <w:br/>
-              <w:t>3. Revisa que las cotizaciones estén efectivamente pagadas, no solo declaradas.</w:t>
-            </w:r>
-          </w:p>
-        </w:tc>
-      </w:tr>
-    </w:tbl>
-    <w:p>
-      <w:pPr>
-        <w:spacing w:after="400"/>
-      </w:pPr>
-    </w:p>
-    <w:p>
-      <w:pPr>
-        <w:jc w:val="right"/>
-      </w:pPr>
-      <w:r>
-        <w:rPr>
-          <w:rFonts w:ascii="Arial" w:hAnsi="Arial"/>
-          <w:b/>
-          <w:sz w:val="20"/>
-        </w:rPr>
-        <w:t>[CIUDAD], [DÍA] de [MES] de [AÑO].</w:t>
-      </w:r>
-    </w:p>
-    <w:p>
-      <w:pPr>
-        <w:spacing w:line="300" w:lineRule="auto" w:after="160"/>
-      </w:pPr>
-      <w:r>
-        <w:rPr>
-          <w:rFonts w:ascii="Arial" w:hAnsi="Arial"/>
-          <w:b/>
-          <w:sz w:val="20"/>
-        </w:rPr>
-        <w:t xml:space="preserve">Trabajador/a: </w:t>
-      </w:r>
-      <w:r>
-        <w:rPr>
-          <w:rFonts w:ascii="Arial" w:hAnsi="Arial"/>
-          <w:b w:val="0"/>
-          <w:sz w:val="20"/>
-        </w:rPr>
-        <w:t>[NOMBRE COMPLETO]   R.U.T.: [RUT]   Cargo: [CARGO]</w:t>
-      </w:r>
-    </w:p>
-    <w:p>
-      <w:pPr>
-        <w:spacing w:line="300" w:lineRule="auto" w:after="160"/>
-      </w:pPr>
-      <w:r>
-        <w:rPr>
-          <w:rFonts w:ascii="Arial" w:hAnsi="Arial"/>
-          <w:b/>
-          <w:sz w:val="20"/>
-        </w:rPr>
-        <w:t xml:space="preserve">Empleador: </w:t>
-      </w:r>
-      <w:r>
-        <w:rPr>
-          <w:rFonts w:ascii="Arial" w:hAnsi="Arial"/>
-          <w:b w:val="0"/>
-          <w:sz w:val="20"/>
-        </w:rPr>
-        <w:t>[RAZÓN SOCIAL EMPRESA]   R.U.T.: [RUT EMPRESA]</w:t>
-      </w:r>
-    </w:p>
-    <w:p>
-      <w:pPr>
-        <w:spacing w:line="300" w:lineRule="auto" w:after="160"/>
-      </w:pPr>
-      <w:r>
-        <w:rPr>
-          <w:rFonts w:ascii="Arial" w:hAnsi="Arial"/>
-          <w:b/>
-          <w:sz w:val="20"/>
-        </w:rPr>
-        <w:t xml:space="preserve">Período informado: </w:t>
-      </w:r>
-      <w:r>
-        <w:rPr>
-          <w:rFonts w:ascii="Arial" w:hAnsi="Arial"/>
-          <w:b w:val="0"/>
-          <w:sz w:val="20"/>
-        </w:rPr>
-        <w:t>desde [MES Y AÑO DE INICIO] hasta [MES Y AÑO ANTERIOR AL TÉRMINO].</w:t>
-      </w:r>
-    </w:p>
-    <w:p>
-      <w:pPr>
-        <w:spacing w:line="300" w:lineRule="auto" w:after="160"/>
-      </w:pPr>
-      <w:r>
-        <w:rPr>
-          <w:rFonts w:ascii="Arial" w:hAnsi="Arial"/>
-          <w:b/>
-          <w:sz w:val="20"/>
-        </w:rPr>
-        <w:t>Estado de pago por institución:</w:t>
-      </w:r>
-    </w:p>
-    <w:p>
-      <w:pPr>
-        <w:spacing w:line="300" w:lineRule="auto" w:after="160"/>
-      </w:pPr>
-      <w:r>
-        <w:rPr>
-          <w:rFonts w:ascii="Arial" w:hAnsi="Arial"/>
-          <w:b/>
-          <w:sz w:val="20"/>
-        </w:rPr>
-        <w:t xml:space="preserve">AFP [NOMBRE]: </w:t>
-      </w:r>
-      <w:r>
-        <w:rPr>
-          <w:rFonts w:ascii="Arial" w:hAnsi="Arial"/>
-          <w:b w:val="0"/>
-          <w:sz w:val="20"/>
-        </w:rPr>
-        <w:t>pagada hasta [MES/AÑO]. Comprobante N° [NÚMERO] de fecha [FECHA].</w:t>
-      </w:r>
-    </w:p>
-    <w:p>
-      <w:pPr>
-        <w:spacing w:line="300" w:lineRule="auto" w:after="160"/>
-      </w:pPr>
-      <w:r>
-        <w:rPr>
-          <w:rFonts w:ascii="Arial" w:hAnsi="Arial"/>
-          <w:b/>
-          <w:sz w:val="20"/>
-        </w:rPr>
-        <w:t xml:space="preserve">Salud [FONASA / ISAPRE NOMBRE]: </w:t>
-      </w:r>
-      <w:r>
-        <w:rPr>
-          <w:rFonts w:ascii="Arial" w:hAnsi="Arial"/>
-          <w:b w:val="0"/>
-          <w:sz w:val="20"/>
-        </w:rPr>
-        <w:t>pagada hasta [MES/AÑO]. Comprobante N° [NÚMERO] de fecha [FECHA].</w:t>
-      </w:r>
-    </w:p>
-    <w:p>
-      <w:pPr>
-        <w:spacing w:line="300" w:lineRule="auto" w:after="160"/>
-      </w:pPr>
-      <w:r>
-        <w:rPr>
-          <w:rFonts w:ascii="Arial" w:hAnsi="Arial"/>
-          <w:b/>
-          <w:sz w:val="20"/>
-        </w:rPr>
-        <w:t xml:space="preserve">Seguro de Cesantía (AFC): </w:t>
-      </w:r>
-      <w:r>
-        <w:rPr>
-          <w:rFonts w:ascii="Arial" w:hAnsi="Arial"/>
-          <w:b w:val="0"/>
-          <w:sz w:val="20"/>
-        </w:rPr>
-        <w:t>pagado hasta [MES/AÑO]. Comprobante N° [NÚMERO] de fecha [FECHA].</w:t>
-      </w:r>
-    </w:p>
-    <w:p>
-      <w:pPr>
-        <w:spacing w:line="300" w:lineRule="auto" w:after="160"/>
-      </w:pPr>
-      <w:r>
-        <w:rPr>
-          <w:rFonts w:ascii="Arial" w:hAnsi="Arial"/>
-          <w:b/>
-          <w:sz w:val="20"/>
-        </w:rPr>
-        <w:t xml:space="preserve">Seguro de accidentes del trabajo [MUTUAL / ISL]: </w:t>
-      </w:r>
-      <w:r>
-        <w:rPr>
-          <w:rFonts w:ascii="Arial" w:hAnsi="Arial"/>
-          <w:b w:val="0"/>
-          <w:sz w:val="20"/>
-        </w:rPr>
-        <w:t>pagado hasta [MES/AÑO]. Comprobante N° [NÚMERO] de fecha [FECHA].</w:t>
-      </w:r>
-    </w:p>
-    <w:p>
-      <w:pPr>
-        <w:spacing w:line="300" w:lineRule="auto" w:after="160"/>
-      </w:pPr>
-      <w:r>
-        <w:rPr>
-          <w:rFonts w:ascii="Arial" w:hAnsi="Arial"/>
-          <w:b/>
-          <w:sz w:val="20"/>
-        </w:rPr>
-        <w:t xml:space="preserve">Otras (caja de compensación, APV u otras convenidas): </w:t>
-      </w:r>
-      <w:r>
-        <w:rPr>
-          <w:rFonts w:ascii="Arial" w:hAnsi="Arial"/>
-          <w:b w:val="0"/>
-          <w:sz w:val="20"/>
-        </w:rPr>
-        <w:t>[DETALLE O "NO APLICA"].</w:t>
-      </w:r>
-    </w:p>
-    <w:p>
-      <w:pPr>
-        <w:spacing w:line="300" w:lineRule="auto" w:after="160"/>
-      </w:pPr>
-      <w:r>
-        <w:rPr>
-          <w:rFonts w:ascii="Arial" w:hAnsi="Arial"/>
-          <w:b/>
-          <w:sz w:val="20"/>
-        </w:rPr>
-        <w:t>Declaración:</w:t>
-      </w:r>
-    </w:p>
-    <w:p>
-      <w:pPr>
-        <w:spacing w:line="300" w:lineRule="auto" w:after="160"/>
-      </w:pPr>
-      <w:r>
-        <w:rPr>
-          <w:rFonts w:ascii="Arial" w:hAnsi="Arial"/>
-          <w:b w:val="0"/>
-          <w:sz w:val="20"/>
-        </w:rPr>
-        <w:t>El empleador declara que las cotizaciones previsionales y de salud del trabajador se encuentran pagadas hasta el último día del mes anterior al término del contrato, y acompaña los comprobantes que lo acreditan.</w:t>
-      </w:r>
-    </w:p>
-    <w:p>
-      <w:pPr>
-        <w:spacing w:line="300" w:lineRule="auto" w:after="160"/>
-      </w:pPr>
-      <w:r>
-        <w:rPr>
-          <w:rFonts w:ascii="Arial" w:hAnsi="Arial"/>
-          <w:b w:val="0"/>
-          <w:sz w:val="20"/>
-        </w:rPr>
-        <w:t>Atentamente,</w:t>
-      </w:r>
-    </w:p>
-    <w:p>
-      <w:pPr>
-        <w:spacing w:after="400"/>
-      </w:pPr>
-    </w:p>
-    <w:tbl>
-      <w:tblPr>
-        <w:tblW w:type="auto" w:w="0"/>
-        <w:jc w:val="center"/>
-        <w:tblLayout w:type="fixed"/>
-        <w:tblLook w:firstColumn="1" w:firstRow="1" w:lastColumn="0" w:lastRow="0" w:noHBand="0" w:noVBand="1" w:val="04A0"/>
-      </w:tblPr>
-      <w:tblGrid>
-        <w:gridCol w:w="4608"/>
-        <w:gridCol w:w="4608"/>
-      </w:tblGrid>
-      <w:tr>
-        <w:tc>
-          <w:tcPr>
-            <w:tcW w:type="dxa" w:w="4968"/>
-          </w:tcPr>
-          <w:p>
-            <w:pPr>
+              <w:keepNext/>
+              <w:spacing w:before="0" w:after="0"/>
               <w:jc w:val="center"/>
             </w:pPr>
             <w:r>
               <w:rPr>
-                <w:rFonts w:ascii="Arial" w:hAnsi="Arial"/>
+                <w:rFonts w:ascii="Calibri" w:hAnsi="Calibri" w:cs="Calibri"/>
+                <w:b/>
               </w:rPr>
-              <w:t>_________________________________________</w:t>
+              <w:t>_____________________________________</w:t>
               <w:br/>
             </w:r>
             <w:r>
               <w:rPr>
-                <w:rFonts w:ascii="Arial" w:hAnsi="Arial"/>
+                <w:rFonts w:ascii="Calibri" w:hAnsi="Calibri" w:cs="Calibri"/>
+                <w:b/>
+                <w:sz w:val="18"/>
+              </w:rPr>
+              <w:t>POR LA EMPRESA (REPRESENTANTE LEGAL)</w:t>
+              <w:br/>
+            </w:r>
+            <w:r>
+              <w:rPr>
+                <w:rFonts w:ascii="Calibri" w:hAnsi="Calibri" w:cs="Calibri"/>
+                <w:color w:val="475569"/>
+                <w:sz w:val="17"/>
+                <w:highlight w:val="yellow"/>
+              </w:rPr>
+              <w:t xml:space="preserve">[NOMBRE REPRESENTANTE LEGAL]</w:t>
+            </w:r>
+            <w:r>
+              <w:rPr>
+                <w:rFonts w:ascii="Calibri" w:hAnsi="Calibri" w:cs="Calibri"/>
+                <w:color w:val="475569"/>
                 <w:sz w:val="17"/>
               </w:rPr>
-              <w:t>[NOMBRE REPRESENTANTE LEGAL]</w:t>
               <w:br/>
-              <w:t>R.U.T.: [RUT REPRESENTANTE]</w:t>
+            </w:r>
+            <w:r>
+              <w:rPr>
+                <w:rFonts w:ascii="Calibri" w:hAnsi="Calibri" w:cs="Calibri"/>
+                <w:color w:val="475569"/>
+                <w:sz w:val="17"/>
+              </w:rPr>
+              <w:t xml:space="preserve">R.U.T.: </w:t>
+            </w:r>
+            <w:r>
+              <w:rPr>
+                <w:rFonts w:ascii="Calibri" w:hAnsi="Calibri" w:cs="Calibri"/>
+                <w:color w:val="475569"/>
+                <w:sz w:val="17"/>
+                <w:highlight w:val="yellow"/>
+              </w:rPr>
+              <w:t xml:space="preserve">[RUT REPRESENTANTE]</w:t>
+            </w:r>
+            <w:r>
+              <w:rPr>
+                <w:rFonts w:ascii="Calibri" w:hAnsi="Calibri" w:cs="Calibri"/>
+                <w:color w:val="475569"/>
+                <w:sz w:val="17"/>
+              </w:rPr>
               <w:br/>
-              <w:t>Representante Legal de</w:t>
-              <w:br/>
-              <w:t>[RAZÓN SOCIAL EMPRESA]</w:t>
+            </w:r>
+            <w:r>
+              <w:rPr>
+                <w:rFonts w:ascii="Calibri" w:hAnsi="Calibri" w:cs="Calibri"/>
+                <w:color w:val="475569"/>
+                <w:sz w:val="17"/>
+                <w:highlight w:val="yellow"/>
+              </w:rPr>
+              <w:t xml:space="preserve">[RAZÓN SOCIAL EMPRESA]</w:t>
             </w:r>
           </w:p>
         </w:tc>
         <w:tc>
           <w:tcPr>
-            <w:tcW w:type="dxa" w:w="4968"/>
+            <w:tcW w:type="dxa" w:w="4896"/>
+            <w:tcMar>
+              <w:top w:w="60" w:type="dxa"/>
+              <w:bottom w:w="60" w:type="dxa"/>
+              <w:left w:w="100" w:type="dxa"/>
+              <w:right w:w="100" w:type="dxa"/>
+            </w:tcMar>
           </w:tcPr>
           <w:p>
             <w:pPr>
+              <w:keepNext/>
+              <w:spacing w:before="0" w:after="0"/>
               <w:jc w:val="center"/>
             </w:pPr>
             <w:r>
               <w:rPr>
-                <w:rFonts w:ascii="Arial" w:hAnsi="Arial"/>
+                <w:rFonts w:ascii="Calibri" w:hAnsi="Calibri" w:cs="Calibri"/>
+                <w:b/>
               </w:rPr>
-              <w:t>_________________________________________</w:t>
+              <w:t>_____________________________________</w:t>
               <w:br/>
             </w:r>
             <w:r>
               <w:rPr>
-                <w:rFonts w:ascii="Arial" w:hAnsi="Arial"/>
-                <w:sz w:val="17"/>
+                <w:rFonts w:ascii="Calibri" w:hAnsi="Calibri" w:cs="Calibri"/>
+                <w:b/>
+                <w:sz w:val="18"/>
               </w:rPr>
               <w:t>RECIBÍ CONFORME (TRABAJADOR)</w:t>
               <w:br/>
-              <w:t>Nombre: [NOMBRE TRABAJADOR]</w:t>
+            </w:r>
+            <w:r>
+              <w:rPr>
+                <w:rFonts w:ascii="Calibri" w:hAnsi="Calibri" w:cs="Calibri"/>
+                <w:color w:val="475569"/>
+                <w:sz w:val="17"/>
+              </w:rPr>
+              <w:t xml:space="preserve">Nombre: </w:t>
+            </w:r>
+            <w:r>
+              <w:rPr>
+                <w:rFonts w:ascii="Calibri" w:hAnsi="Calibri" w:cs="Calibri"/>
+                <w:color w:val="475569"/>
+                <w:sz w:val="17"/>
+                <w:highlight w:val="yellow"/>
+              </w:rPr>
+              <w:t xml:space="preserve">[NOMBRE TRABAJADOR]</w:t>
+            </w:r>
+            <w:r>
+              <w:rPr>
+                <w:rFonts w:ascii="Calibri" w:hAnsi="Calibri" w:cs="Calibri"/>
+                <w:color w:val="475569"/>
+                <w:sz w:val="17"/>
+              </w:rPr>
               <w:br/>
-              <w:t>R.U.T.: [RUT TRABAJADOR]</w:t>
+            </w:r>
+            <w:r>
+              <w:rPr>
+                <w:rFonts w:ascii="Calibri" w:hAnsi="Calibri" w:cs="Calibri"/>
+                <w:color w:val="475569"/>
+                <w:sz w:val="17"/>
+              </w:rPr>
+              <w:t xml:space="preserve">R.U.T.: </w:t>
+            </w:r>
+            <w:r>
+              <w:rPr>
+                <w:rFonts w:ascii="Calibri" w:hAnsi="Calibri" w:cs="Calibri"/>
+                <w:color w:val="475569"/>
+                <w:sz w:val="17"/>
+                <w:highlight w:val="yellow"/>
+              </w:rPr>
+              <w:t xml:space="preserve">[RUT TRABAJADOR]</w:t>
+            </w:r>
+            <w:r>
+              <w:rPr>
+                <w:rFonts w:ascii="Calibri" w:hAnsi="Calibri" w:cs="Calibri"/>
+                <w:color w:val="475569"/>
+                <w:sz w:val="17"/>
+              </w:rPr>
               <w:br/>
-              <w:t>Fecha: ____ / ____ / ________</w:t>
+            </w:r>
+            <w:r>
+              <w:rPr>
+                <w:rFonts w:ascii="Calibri" w:hAnsi="Calibri" w:cs="Calibri"/>
+                <w:color w:val="475569"/>
+                <w:sz w:val="17"/>
+              </w:rPr>
+              <w:t xml:space="preserve">Fecha: ____ / ____ / ________</w:t>
             </w:r>
           </w:p>
         </w:tc>
       </w:tr>
     </w:tbl>
     <w:sectPr>
+      <w:footerReference w:type="default" r:id="rId10"/>
       <w:pgSz w:w="12240" w:h="15840"/>
-      <w:pgMar w:top="1152" w:right="1152" w:bottom="1152" w:left="1152" w:header="720" w:footer="720" w:gutter="0"/>
+      <w:pgMar w:top="936" w:right="936" w:bottom="936" w:left="936" w:header="720" w:footer="720" w:gutter="0"/>
       <w:cols w:space="720"/>
       <w:docGrid w:linePitch="360"/>
     </w:sectPr>
   </w:body>
 </w:document>
+</file>
+
+<file path=word/footer1.xml><?xml version="1.0" encoding="utf-8"?>
+<w:ftr xmlns:m="http://schemas.openxmlformats.org/officeDocument/2006/math" xmlns:mc="http://schemas.openxmlformats.org/markup-compatibility/2006" xmlns:mo="http://schemas.microsoft.com/office/mac/office/2008/main" xmlns:mv="urn:schemas-microsoft-com:mac:vml" xmlns:o="urn:schemas-microsoft-com:office:office" xmlns:r="http://schemas.openxmlformats.org/officeDocument/2006/relationships" xmlns:v="urn:schemas-microsoft-com:vml" xmlns:w10="urn:schemas-microsoft-com:office:word" xmlns:w14="http://schemas.microsoft.com/office/word/2010/wordml" xmlns:w="http://schemas.openxmlformats.org/wordprocessingml/2006/main" xmlns:wne="http://schemas.microsoft.com/office/word/2006/wordml" xmlns:wp14="http://schemas.microsoft.com/office/word/2010/wordprocessingDrawing" xmlns:wp="http://schemas.openxmlformats.org/drawingml/2006/wordprocessingDrawing" xmlns:wpc="http://schemas.microsoft.com/office/word/2010/wordprocessingCanvas" xmlns:wpg="http://schemas.microsoft.com/office/word/2010/wordprocessingGroup" xmlns:wpi="http://schemas.microsoft.com/office/word/2010/wordprocessingInk" xmlns:wps="http://schemas.microsoft.com/office/word/2010/wordprocessingShape" mc:Ignorable="w14 wp14">
+  <w:p>
+    <w:pPr>
+      <w:pStyle w:val="Footer"/>
+      <w:spacing w:before="0" w:after="0"/>
+      <w:jc w:val="right"/>
+    </w:pPr>
+    <w:r>
+      <w:rPr>
+        <w:rFonts w:ascii="Calibri" w:hAnsi="Calibri"/>
+        <w:color w:val="94A3B8"/>
+        <w:sz w:val="16"/>
+      </w:rPr>
+      <w:t>CálculoLaboral.cl · Pack de Cartas de Despido 2026 · Modelo de referencia</w:t>
+    </w:r>
+  </w:p>
+</w:ftr>
+</file>
+
+<file path=word/footer2.xml><?xml version="1.0" encoding="utf-8"?>
+<w:ftr xmlns:m="http://schemas.openxmlformats.org/officeDocument/2006/math" xmlns:mc="http://schemas.openxmlformats.org/markup-compatibility/2006" xmlns:mo="http://schemas.microsoft.com/office/mac/office/2008/main" xmlns:mv="urn:schemas-microsoft-com:mac:vml" xmlns:o="urn:schemas-microsoft-com:office:office" xmlns:r="http://schemas.openxmlformats.org/officeDocument/2006/relationships" xmlns:v="urn:schemas-microsoft-com:vml" xmlns:w10="urn:schemas-microsoft-com:office:word" xmlns:w14="http://schemas.microsoft.com/office/word/2010/wordml" xmlns:w="http://schemas.openxmlformats.org/wordprocessingml/2006/main" xmlns:wne="http://schemas.microsoft.com/office/word/2006/wordml" xmlns:wp14="http://schemas.microsoft.com/office/word/2010/wordprocessingDrawing" xmlns:wp="http://schemas.openxmlformats.org/drawingml/2006/wordprocessingDrawing" xmlns:wpc="http://schemas.microsoft.com/office/word/2010/wordprocessingCanvas" xmlns:wpg="http://schemas.microsoft.com/office/word/2010/wordprocessingGroup" xmlns:wpi="http://schemas.microsoft.com/office/word/2010/wordprocessingInk" xmlns:wps="http://schemas.microsoft.com/office/word/2010/wordprocessingShape" mc:Ignorable="w14 wp14">
+  <w:p>
+    <w:pPr>
+      <w:pStyle w:val="Footer"/>
+    </w:pPr>
+  </w:p>
+</w:ftr>
 </file>
 
 <file path=word/numbering.xml><?xml version="1.0" encoding="utf-8"?>
@@ -800,6 +1628,14 @@
     <w:name w:val="Normal"/>
     <w:qFormat/>
     <w:rsid w:val="00FC693F"/>
+    <w:pPr>
+      <w:spacing w:line="276" w:lineRule="auto" w:after="80"/>
+    </w:pPr>
+    <w:rPr>
+      <w:rFonts w:ascii="Calibri" w:hAnsi="Calibri"/>
+      <w:color w:val="1E293B"/>
+      <w:sz w:val="20"/>
+    </w:rPr>
   </w:style>
   <w:style w:type="paragraph" w:styleId="Header">
     <w:name w:val="header"/>
